--- a/tccdocx.docx
+++ b/tccdocx.docx
@@ -656,10 +656,7 @@
               </w:rPr>
             </w:pPr>
             <w:r>
-              <w:t>03/09 a 10</w:t>
-            </w:r>
-            <w:r>
-              <w:t>/09</w:t>
+              <w:t>24/09 a 01/10</w:t>
             </w:r>
           </w:p>
           <w:p>
@@ -689,91 +686,35 @@
               <w:rPr>
                 <w:b/>
               </w:rPr>
-              <w:t xml:space="preserve">Criação de novas telas como </w:t>
+              <w:t xml:space="preserve">Ajuste gerais, instalação completa de API Google </w:t>
             </w:r>
             <w:proofErr w:type="spellStart"/>
             <w:r>
               <w:rPr>
                 <w:b/>
               </w:rPr>
-              <w:t>adm</w:t>
+              <w:t>Maps</w:t>
             </w:r>
             <w:proofErr w:type="spellEnd"/>
             <w:r>
               <w:rPr>
                 <w:b/>
               </w:rPr>
-              <w:t xml:space="preserve">, alterar usuário e </w:t>
+              <w:t xml:space="preserve">, atualização e melhorias dos códigos em </w:t>
             </w:r>
             <w:proofErr w:type="spellStart"/>
             <w:r>
               <w:rPr>
                 <w:b/>
               </w:rPr>
-              <w:t>relacionados</w:t>
-            </w:r>
+              <w:t>JavaScript</w:t>
+            </w:r>
+            <w:proofErr w:type="spellEnd"/>
             <w:r>
               <w:rPr>
                 <w:b/>
               </w:rPr>
-              <w:t>,</w:t>
-            </w:r>
-            <w:r>
-              <w:rPr>
-                <w:b/>
-              </w:rPr>
-              <w:t>atualização</w:t>
-            </w:r>
-            <w:proofErr w:type="spellEnd"/>
-            <w:r>
-              <w:rPr>
-                <w:b/>
-              </w:rPr>
-              <w:t xml:space="preserve"> e ajustes</w:t>
-            </w:r>
-            <w:r>
-              <w:rPr>
-                <w:b/>
-              </w:rPr>
-              <w:t xml:space="preserve"> primeira versão front-</w:t>
-            </w:r>
-            <w:proofErr w:type="spellStart"/>
-            <w:r>
-              <w:rPr>
-                <w:b/>
-              </w:rPr>
-              <w:t>end</w:t>
-            </w:r>
-            <w:proofErr w:type="spellEnd"/>
-            <w:r>
-              <w:rPr>
-                <w:b/>
-                <w:u w:val="single"/>
-              </w:rPr>
-              <w:t xml:space="preserve">, </w:t>
-            </w:r>
-            <w:r>
-              <w:rPr>
-                <w:b/>
-                <w:u w:val="single"/>
-              </w:rPr>
-              <w:t xml:space="preserve">continuação da construção do </w:t>
-            </w:r>
-            <w:proofErr w:type="spellStart"/>
-            <w:r>
-              <w:rPr>
-                <w:b/>
-                <w:u w:val="single"/>
-              </w:rPr>
-              <w:t>back-end</w:t>
-            </w:r>
-            <w:proofErr w:type="spellEnd"/>
-            <w:r>
-              <w:rPr>
-                <w:b/>
-                <w:u w:val="single"/>
-              </w:rPr>
-              <w:t xml:space="preserve"> (node.js e afins)</w:t>
+              <w:t>, teste completo e 100% funcional do projeto.</w:t>
             </w:r>
             <w:bookmarkStart w:id="0" w:name="_GoBack"/>
             <w:bookmarkEnd w:id="0"/>
@@ -1952,7 +1893,7 @@
 </file>
 
 <file path=customXml/itemProps1.xml><?xml version="1.0" encoding="utf-8"?>
-<ds:datastoreItem xmlns:ds="http://schemas.openxmlformats.org/officeDocument/2006/customXml" ds:itemID="{5A2DED19-95C1-4919-B913-DB1A1A4F0770}">
+<ds:datastoreItem xmlns:ds="http://schemas.openxmlformats.org/officeDocument/2006/customXml" ds:itemID="{1B2D776A-0B22-45C2-8F0C-84D15E7318C4}">
   <ds:schemaRefs>
     <ds:schemaRef ds:uri="http://schemas.openxmlformats.org/officeDocument/2006/bibliography"/>
   </ds:schemaRefs>

--- a/tccdocx.docx
+++ b/tccdocx.docx
@@ -651,18 +651,10 @@
           <w:p>
             <w:pPr>
               <w:jc w:val="center"/>
-              <w:rPr>
-                <w:u w:val="single"/>
-              </w:rPr>
             </w:pPr>
             <w:r>
-              <w:t>24/09 a 01/10</w:t>
-            </w:r>
-          </w:p>
-          <w:p>
-            <w:pPr>
-              <w:jc w:val="center"/>
-            </w:pPr>
+              <w:t>1/10 a 8/10</w:t>
+            </w:r>
           </w:p>
           <w:p/>
         </w:tc>
@@ -680,41 +672,28 @@
             <w:pPr>
               <w:rPr>
                 <w:b/>
+                <w:u w:val="single"/>
               </w:rPr>
             </w:pPr>
             <w:r>
               <w:rPr>
                 <w:b/>
               </w:rPr>
-              <w:t xml:space="preserve">Ajuste gerais, instalação completa de API Google </w:t>
+              <w:t xml:space="preserve">Criação das telas para </w:t>
             </w:r>
             <w:proofErr w:type="spellStart"/>
             <w:r>
               <w:rPr>
                 <w:b/>
               </w:rPr>
-              <w:t>Maps</w:t>
+              <w:t>adm</w:t>
             </w:r>
             <w:proofErr w:type="spellEnd"/>
             <w:r>
               <w:rPr>
                 <w:b/>
               </w:rPr>
-              <w:t xml:space="preserve">, atualização e melhorias dos códigos em </w:t>
-            </w:r>
-            <w:proofErr w:type="spellStart"/>
-            <w:r>
-              <w:rPr>
-                <w:b/>
-              </w:rPr>
-              <w:t>JavaScript</w:t>
-            </w:r>
-            <w:proofErr w:type="spellEnd"/>
-            <w:r>
-              <w:rPr>
-                <w:b/>
-              </w:rPr>
-              <w:t>, teste completo e 100% funcional do projeto.</w:t>
+              <w:t xml:space="preserve"> (Relatórios, Configurações, Estoques e auditorias), implementação de calendários para os produtos na página ADM</w:t>
             </w:r>
             <w:bookmarkStart w:id="0" w:name="_GoBack"/>
             <w:bookmarkEnd w:id="0"/>
@@ -996,7 +975,7 @@
             <w:sz w:val="16"/>
             <w:szCs w:val="16"/>
           </w:rPr>
-          <w:t>2</w:t>
+          <w:t>1</w:t>
         </w:r>
         <w:r>
           <w:rPr>
@@ -1893,7 +1872,7 @@
 </file>
 
 <file path=customXml/itemProps1.xml><?xml version="1.0" encoding="utf-8"?>
-<ds:datastoreItem xmlns:ds="http://schemas.openxmlformats.org/officeDocument/2006/customXml" ds:itemID="{1B2D776A-0B22-45C2-8F0C-84D15E7318C4}">
+<ds:datastoreItem xmlns:ds="http://schemas.openxmlformats.org/officeDocument/2006/customXml" ds:itemID="{C52F7E72-3D0E-4C25-8FA0-F77699854013}">
   <ds:schemaRefs>
     <ds:schemaRef ds:uri="http://schemas.openxmlformats.org/officeDocument/2006/bibliography"/>
   </ds:schemaRefs>

--- a/tccdocx.docx
+++ b/tccdocx.docx
@@ -653,7 +653,10 @@
               <w:jc w:val="center"/>
             </w:pPr>
             <w:r>
-              <w:t>1/10 a 8/10</w:t>
+              <w:t>15/10 a 22</w:t>
+            </w:r>
+            <w:r>
+              <w:t>/10</w:t>
             </w:r>
           </w:p>
           <w:p/>
@@ -679,21 +682,7 @@
               <w:rPr>
                 <w:b/>
               </w:rPr>
-              <w:t xml:space="preserve">Criação das telas para </w:t>
-            </w:r>
-            <w:proofErr w:type="spellStart"/>
-            <w:r>
-              <w:rPr>
-                <w:b/>
-              </w:rPr>
-              <w:t>adm</w:t>
-            </w:r>
-            <w:proofErr w:type="spellEnd"/>
-            <w:r>
-              <w:rPr>
-                <w:b/>
-              </w:rPr>
-              <w:t xml:space="preserve"> (Relatórios, Configurações, Estoques e auditorias), implementação de calendários para os produtos na página ADM</w:t>
+              <w:t>Ajuste dos sistemas de pagamento, correção de funcionalidades na tela ADM, implementação do sobre nós</w:t>
             </w:r>
             <w:bookmarkStart w:id="0" w:name="_GoBack"/>
             <w:bookmarkEnd w:id="0"/>
@@ -975,7 +964,7 @@
             <w:sz w:val="16"/>
             <w:szCs w:val="16"/>
           </w:rPr>
-          <w:t>1</w:t>
+          <w:t>2</w:t>
         </w:r>
         <w:r>
           <w:rPr>
@@ -1872,7 +1861,7 @@
 </file>
 
 <file path=customXml/itemProps1.xml><?xml version="1.0" encoding="utf-8"?>
-<ds:datastoreItem xmlns:ds="http://schemas.openxmlformats.org/officeDocument/2006/customXml" ds:itemID="{C52F7E72-3D0E-4C25-8FA0-F77699854013}">
+<ds:datastoreItem xmlns:ds="http://schemas.openxmlformats.org/officeDocument/2006/customXml" ds:itemID="{F4339B59-08A2-4925-9B21-E26CD2BD4387}">
   <ds:schemaRefs>
     <ds:schemaRef ds:uri="http://schemas.openxmlformats.org/officeDocument/2006/bibliography"/>
   </ds:schemaRefs>
